--- a/docs/research/RESEARCH-harness-2026-07-12.docx
+++ b/docs/research/RESEARCH-harness-2026-07-12.docx
@@ -84,7 +84,7 @@
         <w:rPr>
           <w:sz w:val="21"/>
         </w:rPr>
-        <w:t>status: draft — chờ user chọn đề xuất áp dụng</w:t>
+        <w:t>status: applied — đã áp dụng tất cả P1–P8 (2026-07-12)</w:t>
       </w:r>
     </w:p>
     <w:p>
@@ -4974,14 +4974,15 @@
         <w:tblLook w:firstColumn="1" w:firstRow="1" w:lastColumn="0" w:lastRow="0" w:noHBand="0" w:noVBand="1" w:val="04A0"/>
       </w:tblPr>
       <w:tblGrid>
-        <w:gridCol w:w="3230"/>
-        <w:gridCol w:w="3230"/>
-        <w:gridCol w:w="3230"/>
+        <w:gridCol w:w="2422"/>
+        <w:gridCol w:w="2422"/>
+        <w:gridCol w:w="2422"/>
+        <w:gridCol w:w="2422"/>
       </w:tblGrid>
       <w:tr>
         <w:tc>
           <w:tcPr>
-            <w:tcW w:type="dxa" w:w="3230"/>
+            <w:tcW w:type="dxa" w:w="2422"/>
             <w:shd w:val="clear" w:color="auto" w:fill="251C53"/>
             <w:tcBorders>
               <w:top w:val="single" w:sz="4" w:space="0" w:color="251C53"/>
@@ -5003,7 +5004,7 @@
         </w:tc>
         <w:tc>
           <w:tcPr>
-            <w:tcW w:type="dxa" w:w="3230"/>
+            <w:tcW w:type="dxa" w:w="2422"/>
             <w:shd w:val="clear" w:color="auto" w:fill="251C53"/>
             <w:tcBorders>
               <w:top w:val="single" w:sz="4" w:space="0" w:color="251C53"/>
@@ -5025,7 +5026,7 @@
         </w:tc>
         <w:tc>
           <w:tcPr>
-            <w:tcW w:type="dxa" w:w="3230"/>
+            <w:tcW w:type="dxa" w:w="2422"/>
             <w:shd w:val="clear" w:color="auto" w:fill="251C53"/>
             <w:tcBorders>
               <w:top w:val="single" w:sz="4" w:space="0" w:color="251C53"/>
@@ -5045,11 +5046,33 @@
             </w:r>
           </w:p>
         </w:tc>
+        <w:tc>
+          <w:tcPr>
+            <w:tcW w:type="dxa" w:w="2422"/>
+            <w:shd w:val="clear" w:color="auto" w:fill="251C53"/>
+            <w:tcBorders>
+              <w:top w:val="single" w:sz="4" w:space="0" w:color="251C53"/>
+              <w:left w:val="single" w:sz="4" w:space="0" w:color="251C53"/>
+              <w:bottom w:val="single" w:sz="4" w:space="0" w:color="251C53"/>
+              <w:right w:val="single" w:sz="4" w:space="0" w:color="251C53"/>
+            </w:tcBorders>
+          </w:tcPr>
+          <w:p>
+            <w:r>
+              <w:rPr>
+                <w:b/>
+                <w:color w:val="FFFFFF"/>
+                <w:sz w:val="20"/>
+              </w:rPr>
+              <w:t>File thay đổi</w:t>
+            </w:r>
+          </w:p>
+        </w:tc>
       </w:tr>
       <w:tr>
         <w:tc>
           <w:tcPr>
-            <w:tcW w:type="dxa" w:w="3230"/>
+            <w:tcW w:type="dxa" w:w="2422"/>
             <w:tcBorders>
               <w:top w:val="single" w:sz="4" w:space="0" w:color="CBCBCB"/>
               <w:left w:val="single" w:sz="4" w:space="0" w:color="CBCBCB"/>
@@ -5068,7 +5091,7 @@
         </w:tc>
         <w:tc>
           <w:tcPr>
-            <w:tcW w:type="dxa" w:w="3230"/>
+            <w:tcW w:type="dxa" w:w="2422"/>
             <w:tcBorders>
               <w:top w:val="single" w:sz="4" w:space="0" w:color="CBCBCB"/>
               <w:left w:val="single" w:sz="4" w:space="0" w:color="CBCBCB"/>
@@ -5087,7 +5110,7 @@
         </w:tc>
         <w:tc>
           <w:tcPr>
-            <w:tcW w:type="dxa" w:w="3230"/>
+            <w:tcW w:type="dxa" w:w="2422"/>
             <w:tcBorders>
               <w:top w:val="single" w:sz="4" w:space="0" w:color="CBCBCB"/>
               <w:left w:val="single" w:sz="4" w:space="0" w:color="CBCBCB"/>
@@ -5104,11 +5127,30 @@
             </w:r>
           </w:p>
         </w:tc>
+        <w:tc>
+          <w:tcPr>
+            <w:tcW w:type="dxa" w:w="2422"/>
+            <w:tcBorders>
+              <w:top w:val="single" w:sz="4" w:space="0" w:color="CBCBCB"/>
+              <w:left w:val="single" w:sz="4" w:space="0" w:color="CBCBCB"/>
+              <w:bottom w:val="single" w:sz="4" w:space="0" w:color="CBCBCB"/>
+              <w:right w:val="single" w:sz="4" w:space="0" w:color="CBCBCB"/>
+            </w:tcBorders>
+          </w:tcPr>
+          <w:p>
+            <w:r>
+              <w:rPr>
+                <w:sz w:val="20"/>
+              </w:rPr>
+              <w:t>---------------</w:t>
+            </w:r>
+          </w:p>
+        </w:tc>
       </w:tr>
       <w:tr>
         <w:tc>
           <w:tcPr>
-            <w:tcW w:type="dxa" w:w="3230"/>
+            <w:tcW w:type="dxa" w:w="2422"/>
             <w:shd w:val="clear" w:color="auto" w:fill="B8B3D6"/>
             <w:tcBorders>
               <w:top w:val="single" w:sz="4" w:space="0" w:color="CBCBCB"/>
@@ -5128,7 +5170,7 @@
         </w:tc>
         <w:tc>
           <w:tcPr>
-            <w:tcW w:type="dxa" w:w="3230"/>
+            <w:tcW w:type="dxa" w:w="2422"/>
             <w:shd w:val="clear" w:color="auto" w:fill="B8B3D6"/>
             <w:tcBorders>
               <w:top w:val="single" w:sz="4" w:space="0" w:color="CBCBCB"/>
@@ -5156,7 +5198,7 @@
         </w:tc>
         <w:tc>
           <w:tcPr>
-            <w:tcW w:type="dxa" w:w="3230"/>
+            <w:tcW w:type="dxa" w:w="2422"/>
             <w:shd w:val="clear" w:color="auto" w:fill="B8B3D6"/>
             <w:tcBorders>
               <w:top w:val="single" w:sz="4" w:space="0" w:color="CBCBCB"/>
@@ -5170,7 +5212,35 @@
               <w:rPr>
                 <w:sz w:val="20"/>
               </w:rPr>
-              <w:t>⬜ Chờ user duyệt</w:t>
+              <w:t>✅ Đã áp dụng</w:t>
+            </w:r>
+          </w:p>
+        </w:tc>
+        <w:tc>
+          <w:tcPr>
+            <w:tcW w:type="dxa" w:w="2422"/>
+            <w:shd w:val="clear" w:color="auto" w:fill="B8B3D6"/>
+            <w:tcBorders>
+              <w:top w:val="single" w:sz="4" w:space="0" w:color="CBCBCB"/>
+              <w:left w:val="single" w:sz="4" w:space="0" w:color="CBCBCB"/>
+              <w:bottom w:val="single" w:sz="4" w:space="0" w:color="CBCBCB"/>
+              <w:right w:val="single" w:sz="4" w:space="0" w:color="CBCBCB"/>
+            </w:tcBorders>
+          </w:tcPr>
+          <w:p>
+            <w:r>
+              <w:rPr>
+                <w:rFonts w:ascii="Courier New" w:hAnsi="Courier New"/>
+                <w:color w:val="F05922"/>
+                <w:sz w:val="20"/>
+              </w:rPr>
+              <w:t>CLAUDE.md</w:t>
+            </w:r>
+            <w:r>
+              <w:rPr>
+                <w:sz w:val="20"/>
+              </w:rPr>
+              <w:t xml:space="preserve"> §11.0 (mục mới)</w:t>
             </w:r>
           </w:p>
         </w:tc>
@@ -5178,7 +5248,7 @@
       <w:tr>
         <w:tc>
           <w:tcPr>
-            <w:tcW w:type="dxa" w:w="3230"/>
+            <w:tcW w:type="dxa" w:w="2422"/>
             <w:tcBorders>
               <w:top w:val="single" w:sz="4" w:space="0" w:color="CBCBCB"/>
               <w:left w:val="single" w:sz="4" w:space="0" w:color="CBCBCB"/>
@@ -5197,7 +5267,7 @@
         </w:tc>
         <w:tc>
           <w:tcPr>
-            <w:tcW w:type="dxa" w:w="3230"/>
+            <w:tcW w:type="dxa" w:w="2422"/>
             <w:tcBorders>
               <w:top w:val="single" w:sz="4" w:space="0" w:color="CBCBCB"/>
               <w:left w:val="single" w:sz="4" w:space="0" w:color="CBCBCB"/>
@@ -5216,7 +5286,7 @@
         </w:tc>
         <w:tc>
           <w:tcPr>
-            <w:tcW w:type="dxa" w:w="3230"/>
+            <w:tcW w:type="dxa" w:w="2422"/>
             <w:tcBorders>
               <w:top w:val="single" w:sz="4" w:space="0" w:color="CBCBCB"/>
               <w:left w:val="single" w:sz="4" w:space="0" w:color="CBCBCB"/>
@@ -5229,7 +5299,48 @@
               <w:rPr>
                 <w:sz w:val="20"/>
               </w:rPr>
-              <w:t>⬜ Chờ user duyệt</w:t>
+              <w:t>✅ Đã áp dụng</w:t>
+            </w:r>
+          </w:p>
+        </w:tc>
+        <w:tc>
+          <w:tcPr>
+            <w:tcW w:type="dxa" w:w="2422"/>
+            <w:tcBorders>
+              <w:top w:val="single" w:sz="4" w:space="0" w:color="CBCBCB"/>
+              <w:left w:val="single" w:sz="4" w:space="0" w:color="CBCBCB"/>
+              <w:bottom w:val="single" w:sz="4" w:space="0" w:color="CBCBCB"/>
+              <w:right w:val="single" w:sz="4" w:space="0" w:color="CBCBCB"/>
+            </w:tcBorders>
+          </w:tcPr>
+          <w:p>
+            <w:r>
+              <w:rPr>
+                <w:rFonts w:ascii="Courier New" w:hAnsi="Courier New"/>
+                <w:color w:val="F05922"/>
+                <w:sz w:val="20"/>
+              </w:rPr>
+              <w:t>documentation-writer.md</w:t>
+            </w:r>
+            <w:r>
+              <w:rPr>
+                <w:sz w:val="20"/>
+              </w:rPr>
+              <w:t xml:space="preserve"> (761→578 dòng); </w:t>
+            </w:r>
+            <w:r>
+              <w:rPr>
+                <w:rFonts w:ascii="Courier New" w:hAnsi="Courier New"/>
+                <w:color w:val="F05922"/>
+                <w:sz w:val="20"/>
+              </w:rPr>
+              <w:t>.claude/agents/references/documentation-writer-screenshot-guide.md</w:t>
+            </w:r>
+            <w:r>
+              <w:rPr>
+                <w:sz w:val="20"/>
+              </w:rPr>
+              <w:t xml:space="preserve"> (mới)</w:t>
             </w:r>
           </w:p>
         </w:tc>
@@ -5237,7 +5348,7 @@
       <w:tr>
         <w:tc>
           <w:tcPr>
-            <w:tcW w:type="dxa" w:w="3230"/>
+            <w:tcW w:type="dxa" w:w="2422"/>
             <w:shd w:val="clear" w:color="auto" w:fill="B8B3D6"/>
             <w:tcBorders>
               <w:top w:val="single" w:sz="4" w:space="0" w:color="CBCBCB"/>
@@ -5257,7 +5368,7 @@
         </w:tc>
         <w:tc>
           <w:tcPr>
-            <w:tcW w:type="dxa" w:w="3230"/>
+            <w:tcW w:type="dxa" w:w="2422"/>
             <w:shd w:val="clear" w:color="auto" w:fill="B8B3D6"/>
             <w:tcBorders>
               <w:top w:val="single" w:sz="4" w:space="0" w:color="CBCBCB"/>
@@ -5277,7 +5388,7 @@
         </w:tc>
         <w:tc>
           <w:tcPr>
-            <w:tcW w:type="dxa" w:w="3230"/>
+            <w:tcW w:type="dxa" w:w="2422"/>
             <w:shd w:val="clear" w:color="auto" w:fill="B8B3D6"/>
             <w:tcBorders>
               <w:top w:val="single" w:sz="4" w:space="0" w:color="CBCBCB"/>
@@ -5291,7 +5402,85 @@
               <w:rPr>
                 <w:sz w:val="20"/>
               </w:rPr>
-              <w:t>⬜ Chờ user duyệt</w:t>
+              <w:t>✅ Đã áp dụng</w:t>
+            </w:r>
+          </w:p>
+        </w:tc>
+        <w:tc>
+          <w:tcPr>
+            <w:tcW w:type="dxa" w:w="2422"/>
+            <w:shd w:val="clear" w:color="auto" w:fill="B8B3D6"/>
+            <w:tcBorders>
+              <w:top w:val="single" w:sz="4" w:space="0" w:color="CBCBCB"/>
+              <w:left w:val="single" w:sz="4" w:space="0" w:color="CBCBCB"/>
+              <w:bottom w:val="single" w:sz="4" w:space="0" w:color="CBCBCB"/>
+              <w:right w:val="single" w:sz="4" w:space="0" w:color="CBCBCB"/>
+            </w:tcBorders>
+          </w:tcPr>
+          <w:p>
+            <w:r>
+              <w:rPr>
+                <w:rFonts w:ascii="Courier New" w:hAnsi="Courier New"/>
+                <w:color w:val="F05922"/>
+                <w:sz w:val="20"/>
+              </w:rPr>
+              <w:t>github-repo-researcher.md</w:t>
+            </w:r>
+            <w:r>
+              <w:rPr>
+                <w:sz w:val="20"/>
+              </w:rPr>
+              <w:t xml:space="preserve">, </w:t>
+            </w:r>
+            <w:r>
+              <w:rPr>
+                <w:rFonts w:ascii="Courier New" w:hAnsi="Courier New"/>
+                <w:color w:val="F05922"/>
+                <w:sz w:val="20"/>
+              </w:rPr>
+              <w:t>documentation-writer.md</w:t>
+            </w:r>
+            <w:r>
+              <w:rPr>
+                <w:sz w:val="20"/>
+              </w:rPr>
+              <w:t xml:space="preserve">, </w:t>
+            </w:r>
+            <w:r>
+              <w:rPr>
+                <w:rFonts w:ascii="Courier New" w:hAnsi="Courier New"/>
+                <w:color w:val="F05922"/>
+                <w:sz w:val="20"/>
+              </w:rPr>
+              <w:t>senior-developer.md</w:t>
+            </w:r>
+            <w:r>
+              <w:rPr>
+                <w:sz w:val="20"/>
+              </w:rPr>
+              <w:t xml:space="preserve">, </w:t>
+            </w:r>
+            <w:r>
+              <w:rPr>
+                <w:rFonts w:ascii="Courier New" w:hAnsi="Courier New"/>
+                <w:color w:val="F05922"/>
+                <w:sz w:val="20"/>
+              </w:rPr>
+              <w:t>junior-developer.md</w:t>
+            </w:r>
+            <w:r>
+              <w:rPr>
+                <w:sz w:val="20"/>
+              </w:rPr>
+              <w:t xml:space="preserve">, </w:t>
+            </w:r>
+            <w:r>
+              <w:rPr>
+                <w:rFonts w:ascii="Courier New" w:hAnsi="Courier New"/>
+                <w:color w:val="F05922"/>
+                <w:sz w:val="20"/>
+              </w:rPr>
+              <w:t>task-planner.md</w:t>
             </w:r>
           </w:p>
         </w:tc>
@@ -5299,7 +5488,7 @@
       <w:tr>
         <w:tc>
           <w:tcPr>
-            <w:tcW w:type="dxa" w:w="3230"/>
+            <w:tcW w:type="dxa" w:w="2422"/>
             <w:tcBorders>
               <w:top w:val="single" w:sz="4" w:space="0" w:color="CBCBCB"/>
               <w:left w:val="single" w:sz="4" w:space="0" w:color="CBCBCB"/>
@@ -5318,7 +5507,7 @@
         </w:tc>
         <w:tc>
           <w:tcPr>
-            <w:tcW w:type="dxa" w:w="3230"/>
+            <w:tcW w:type="dxa" w:w="2422"/>
             <w:tcBorders>
               <w:top w:val="single" w:sz="4" w:space="0" w:color="CBCBCB"/>
               <w:left w:val="single" w:sz="4" w:space="0" w:color="CBCBCB"/>
@@ -5337,7 +5526,7 @@
         </w:tc>
         <w:tc>
           <w:tcPr>
-            <w:tcW w:type="dxa" w:w="3230"/>
+            <w:tcW w:type="dxa" w:w="2422"/>
             <w:tcBorders>
               <w:top w:val="single" w:sz="4" w:space="0" w:color="CBCBCB"/>
               <w:left w:val="single" w:sz="4" w:space="0" w:color="CBCBCB"/>
@@ -5350,7 +5539,34 @@
               <w:rPr>
                 <w:sz w:val="20"/>
               </w:rPr>
-              <w:t>⬜ Chờ user duyệt</w:t>
+              <w:t>✅ Đã áp dụng</w:t>
+            </w:r>
+          </w:p>
+        </w:tc>
+        <w:tc>
+          <w:tcPr>
+            <w:tcW w:type="dxa" w:w="2422"/>
+            <w:tcBorders>
+              <w:top w:val="single" w:sz="4" w:space="0" w:color="CBCBCB"/>
+              <w:left w:val="single" w:sz="4" w:space="0" w:color="CBCBCB"/>
+              <w:bottom w:val="single" w:sz="4" w:space="0" w:color="CBCBCB"/>
+              <w:right w:val="single" w:sz="4" w:space="0" w:color="CBCBCB"/>
+            </w:tcBorders>
+          </w:tcPr>
+          <w:p>
+            <w:r>
+              <w:rPr>
+                <w:rFonts w:ascii="Courier New" w:hAnsi="Courier New"/>
+                <w:color w:val="F05922"/>
+                <w:sz w:val="20"/>
+              </w:rPr>
+              <w:t>CLAUDE.md</w:t>
+            </w:r>
+            <w:r>
+              <w:rPr>
+                <w:sz w:val="20"/>
+              </w:rPr>
+              <w:t xml:space="preserve"> §4 WF-GITHUB-RESEARCH (Bước 0 mới) + WF-MIGRATE (Bước 0 mới)</w:t>
             </w:r>
           </w:p>
         </w:tc>
@@ -5358,7 +5574,7 @@
       <w:tr>
         <w:tc>
           <w:tcPr>
-            <w:tcW w:type="dxa" w:w="3230"/>
+            <w:tcW w:type="dxa" w:w="2422"/>
             <w:shd w:val="clear" w:color="auto" w:fill="B8B3D6"/>
             <w:tcBorders>
               <w:top w:val="single" w:sz="4" w:space="0" w:color="CBCBCB"/>
@@ -5378,7 +5594,7 @@
         </w:tc>
         <w:tc>
           <w:tcPr>
-            <w:tcW w:type="dxa" w:w="3230"/>
+            <w:tcW w:type="dxa" w:w="2422"/>
             <w:shd w:val="clear" w:color="auto" w:fill="B8B3D6"/>
             <w:tcBorders>
               <w:top w:val="single" w:sz="4" w:space="0" w:color="CBCBCB"/>
@@ -5398,7 +5614,7 @@
         </w:tc>
         <w:tc>
           <w:tcPr>
-            <w:tcW w:type="dxa" w:w="3230"/>
+            <w:tcW w:type="dxa" w:w="2422"/>
             <w:shd w:val="clear" w:color="auto" w:fill="B8B3D6"/>
             <w:tcBorders>
               <w:top w:val="single" w:sz="4" w:space="0" w:color="CBCBCB"/>
@@ -5412,7 +5628,35 @@
               <w:rPr>
                 <w:sz w:val="20"/>
               </w:rPr>
-              <w:t>⬜ Chờ user duyệt</w:t>
+              <w:t>✅ Đã áp dụng</w:t>
+            </w:r>
+          </w:p>
+        </w:tc>
+        <w:tc>
+          <w:tcPr>
+            <w:tcW w:type="dxa" w:w="2422"/>
+            <w:shd w:val="clear" w:color="auto" w:fill="B8B3D6"/>
+            <w:tcBorders>
+              <w:top w:val="single" w:sz="4" w:space="0" w:color="CBCBCB"/>
+              <w:left w:val="single" w:sz="4" w:space="0" w:color="CBCBCB"/>
+              <w:bottom w:val="single" w:sz="4" w:space="0" w:color="CBCBCB"/>
+              <w:right w:val="single" w:sz="4" w:space="0" w:color="CBCBCB"/>
+            </w:tcBorders>
+          </w:tcPr>
+          <w:p>
+            <w:r>
+              <w:rPr>
+                <w:rFonts w:ascii="Courier New" w:hAnsi="Courier New"/>
+                <w:color w:val="F05922"/>
+                <w:sz w:val="20"/>
+              </w:rPr>
+              <w:t>.claude/commands/skill-trigger-test.md</w:t>
+            </w:r>
+            <w:r>
+              <w:rPr>
+                <w:sz w:val="20"/>
+              </w:rPr>
+              <w:t xml:space="preserve"> (mới)</w:t>
             </w:r>
           </w:p>
         </w:tc>
@@ -5420,7 +5664,7 @@
       <w:tr>
         <w:tc>
           <w:tcPr>
-            <w:tcW w:type="dxa" w:w="3230"/>
+            <w:tcW w:type="dxa" w:w="2422"/>
             <w:tcBorders>
               <w:top w:val="single" w:sz="4" w:space="0" w:color="CBCBCB"/>
               <w:left w:val="single" w:sz="4" w:space="0" w:color="CBCBCB"/>
@@ -5439,7 +5683,7 @@
         </w:tc>
         <w:tc>
           <w:tcPr>
-            <w:tcW w:type="dxa" w:w="3230"/>
+            <w:tcW w:type="dxa" w:w="2422"/>
             <w:tcBorders>
               <w:top w:val="single" w:sz="4" w:space="0" w:color="CBCBCB"/>
               <w:left w:val="single" w:sz="4" w:space="0" w:color="CBCBCB"/>
@@ -5458,7 +5702,7 @@
         </w:tc>
         <w:tc>
           <w:tcPr>
-            <w:tcW w:type="dxa" w:w="3230"/>
+            <w:tcW w:type="dxa" w:w="2422"/>
             <w:tcBorders>
               <w:top w:val="single" w:sz="4" w:space="0" w:color="CBCBCB"/>
               <w:left w:val="single" w:sz="4" w:space="0" w:color="CBCBCB"/>
@@ -5471,7 +5715,34 @@
               <w:rPr>
                 <w:sz w:val="20"/>
               </w:rPr>
-              <w:t>⬜ Chờ user duyệt</w:t>
+              <w:t>✅ Đã áp dụng</w:t>
+            </w:r>
+          </w:p>
+        </w:tc>
+        <w:tc>
+          <w:tcPr>
+            <w:tcW w:type="dxa" w:w="2422"/>
+            <w:tcBorders>
+              <w:top w:val="single" w:sz="4" w:space="0" w:color="CBCBCB"/>
+              <w:left w:val="single" w:sz="4" w:space="0" w:color="CBCBCB"/>
+              <w:bottom w:val="single" w:sz="4" w:space="0" w:color="CBCBCB"/>
+              <w:right w:val="single" w:sz="4" w:space="0" w:color="CBCBCB"/>
+            </w:tcBorders>
+          </w:tcPr>
+          <w:p>
+            <w:r>
+              <w:rPr>
+                <w:rFonts w:ascii="Courier New" w:hAnsi="Courier New"/>
+                <w:color w:val="F05922"/>
+                <w:sz w:val="20"/>
+              </w:rPr>
+              <w:t>CLAUDE.md</w:t>
+            </w:r>
+            <w:r>
+              <w:rPr>
+                <w:sz w:val="20"/>
+              </w:rPr>
+              <w:t xml:space="preserve"> §1 (quy tắc nhảy cấp), §3.0 (plan bắt buộc), §8 (Two-Eyes)</w:t>
             </w:r>
           </w:p>
         </w:tc>
@@ -5479,7 +5750,7 @@
       <w:tr>
         <w:tc>
           <w:tcPr>
-            <w:tcW w:type="dxa" w:w="3230"/>
+            <w:tcW w:type="dxa" w:w="2422"/>
             <w:shd w:val="clear" w:color="auto" w:fill="B8B3D6"/>
             <w:tcBorders>
               <w:top w:val="single" w:sz="4" w:space="0" w:color="CBCBCB"/>
@@ -5499,7 +5770,7 @@
         </w:tc>
         <w:tc>
           <w:tcPr>
-            <w:tcW w:type="dxa" w:w="3230"/>
+            <w:tcW w:type="dxa" w:w="2422"/>
             <w:shd w:val="clear" w:color="auto" w:fill="B8B3D6"/>
             <w:tcBorders>
               <w:top w:val="single" w:sz="4" w:space="0" w:color="CBCBCB"/>
@@ -5519,7 +5790,7 @@
         </w:tc>
         <w:tc>
           <w:tcPr>
-            <w:tcW w:type="dxa" w:w="3230"/>
+            <w:tcW w:type="dxa" w:w="2422"/>
             <w:shd w:val="clear" w:color="auto" w:fill="B8B3D6"/>
             <w:tcBorders>
               <w:top w:val="single" w:sz="4" w:space="0" w:color="CBCBCB"/>
@@ -5533,7 +5804,49 @@
               <w:rPr>
                 <w:sz w:val="20"/>
               </w:rPr>
-              <w:t>⬜ Chờ user duyệt</w:t>
+              <w:t>✅ Đã áp dụng</w:t>
+            </w:r>
+          </w:p>
+        </w:tc>
+        <w:tc>
+          <w:tcPr>
+            <w:tcW w:type="dxa" w:w="2422"/>
+            <w:shd w:val="clear" w:color="auto" w:fill="B8B3D6"/>
+            <w:tcBorders>
+              <w:top w:val="single" w:sz="4" w:space="0" w:color="CBCBCB"/>
+              <w:left w:val="single" w:sz="4" w:space="0" w:color="CBCBCB"/>
+              <w:bottom w:val="single" w:sz="4" w:space="0" w:color="CBCBCB"/>
+              <w:right w:val="single" w:sz="4" w:space="0" w:color="CBCBCB"/>
+            </w:tcBorders>
+          </w:tcPr>
+          <w:p>
+            <w:r>
+              <w:rPr>
+                <w:rFonts w:ascii="Courier New" w:hAnsi="Courier New"/>
+                <w:color w:val="F05922"/>
+                <w:sz w:val="20"/>
+              </w:rPr>
+              <w:t>CLAUDE.md</w:t>
+            </w:r>
+            <w:r>
+              <w:rPr>
+                <w:sz w:val="20"/>
+              </w:rPr>
+              <w:t xml:space="preserve"> §4 (ghi chú kỹ thuật </w:t>
+            </w:r>
+            <w:r>
+              <w:rPr>
+                <w:rFonts w:ascii="Courier New" w:hAnsi="Courier New"/>
+                <w:color w:val="F05922"/>
+                <w:sz w:val="20"/>
+              </w:rPr>
+              <w:t>run_in_background</w:t>
+            </w:r>
+            <w:r>
+              <w:rPr>
+                <w:sz w:val="20"/>
+              </w:rPr>
+              <w:t xml:space="preserve"> sau ký hiệu ∥)</w:t>
             </w:r>
           </w:p>
         </w:tc>
@@ -5541,7 +5854,7 @@
       <w:tr>
         <w:tc>
           <w:tcPr>
-            <w:tcW w:type="dxa" w:w="3230"/>
+            <w:tcW w:type="dxa" w:w="2422"/>
             <w:tcBorders>
               <w:top w:val="single" w:sz="4" w:space="0" w:color="CBCBCB"/>
               <w:left w:val="single" w:sz="4" w:space="0" w:color="CBCBCB"/>
@@ -5560,7 +5873,7 @@
         </w:tc>
         <w:tc>
           <w:tcPr>
-            <w:tcW w:type="dxa" w:w="3230"/>
+            <w:tcW w:type="dxa" w:w="2422"/>
             <w:tcBorders>
               <w:top w:val="single" w:sz="4" w:space="0" w:color="CBCBCB"/>
               <w:left w:val="single" w:sz="4" w:space="0" w:color="CBCBCB"/>
@@ -5579,7 +5892,7 @@
         </w:tc>
         <w:tc>
           <w:tcPr>
-            <w:tcW w:type="dxa" w:w="3230"/>
+            <w:tcW w:type="dxa" w:w="2422"/>
             <w:tcBorders>
               <w:top w:val="single" w:sz="4" w:space="0" w:color="CBCBCB"/>
               <w:left w:val="single" w:sz="4" w:space="0" w:color="CBCBCB"/>
@@ -5592,7 +5905,34 @@
               <w:rPr>
                 <w:sz w:val="20"/>
               </w:rPr>
-              <w:t>⬜ Chờ user duyệt</w:t>
+              <w:t>✅ Đã áp dụng</w:t>
+            </w:r>
+          </w:p>
+        </w:tc>
+        <w:tc>
+          <w:tcPr>
+            <w:tcW w:type="dxa" w:w="2422"/>
+            <w:tcBorders>
+              <w:top w:val="single" w:sz="4" w:space="0" w:color="CBCBCB"/>
+              <w:left w:val="single" w:sz="4" w:space="0" w:color="CBCBCB"/>
+              <w:bottom w:val="single" w:sz="4" w:space="0" w:color="CBCBCB"/>
+              <w:right w:val="single" w:sz="4" w:space="0" w:color="CBCBCB"/>
+            </w:tcBorders>
+          </w:tcPr>
+          <w:p>
+            <w:r>
+              <w:rPr>
+                <w:rFonts w:ascii="Courier New" w:hAnsi="Courier New"/>
+                <w:color w:val="F05922"/>
+                <w:sz w:val="20"/>
+              </w:rPr>
+              <w:t>CLAUDE.md</w:t>
+            </w:r>
+            <w:r>
+              <w:rPr>
+                <w:sz w:val="20"/>
+              </w:rPr>
+              <w:t xml:space="preserve"> §21 (mục mới cuối file)</w:t>
             </w:r>
           </w:p>
         </w:tc>
